--- a/source/João Henrique Garcia - Português.docx
+++ b/source/João Henrique Garcia - Português.docx
@@ -374,7 +374,7 @@
         <w:t xml:space="preserve"> </w:t>
       </w:r>
       <w:r>
-        <w:t>7</w:t>
+        <w:t>8</w:t>
       </w:r>
       <w:r>
         <w:rPr>
